--- a/assets/ISFV22_Abstract_template.docx
+++ b/assets/ISFV22_Abstract_template.docx
@@ -92,6 +92,8 @@
       </w:pPr>
       <w:r>
         <w:rPr>
+          <w:rFonts w:ascii="Arial" w:hAnsi="Arial" w:cs="Arial"/>
+          <w:caps/>
           <w:b/>
           <w:i w:val="0"/>
           <w:sz w:val="32"/>
@@ -106,6 +108,7 @@
       </w:pPr>
       <w:r>
         <w:rPr>
+          <w:rFonts w:ascii="Arial" w:hAnsi="Arial" w:cs="Arial"/>
           <w:b/>
           <w:sz w:val="24"/>
         </w:rPr>
@@ -113,6 +116,7 @@
       </w:r>
       <w:r>
         <w:rPr>
+          <w:rFonts w:ascii="Arial" w:hAnsi="Arial" w:cs="Arial"/>
           <w:b/>
           <w:sz w:val="24"/>
           <w:vertAlign w:val="superscript"/>
@@ -121,12 +125,14 @@
       </w:r>
       <w:r>
         <w:rPr>
+          <w:rFonts w:ascii="Arial" w:hAnsi="Arial" w:cs="Arial"/>
           <w:b/>
         </w:rPr>
         <w:t xml:space="preserve">, </w:t>
       </w:r>
       <w:r>
         <w:rPr>
+          <w:rFonts w:ascii="Arial" w:hAnsi="Arial" w:cs="Arial"/>
           <w:b/>
           <w:sz w:val="24"/>
         </w:rPr>
@@ -134,6 +140,7 @@
       </w:r>
       <w:r>
         <w:rPr>
+          <w:rFonts w:ascii="Arial" w:hAnsi="Arial" w:cs="Arial"/>
           <w:b/>
           <w:sz w:val="24"/>
           <w:vertAlign w:val="superscript"/>
@@ -142,12 +149,14 @@
       </w:r>
       <w:r>
         <w:rPr>
+          <w:rFonts w:ascii="Arial" w:hAnsi="Arial" w:cs="Arial"/>
           <w:b/>
         </w:rPr>
         <w:t xml:space="preserve">, </w:t>
       </w:r>
       <w:r>
         <w:rPr>
+          <w:rFonts w:ascii="Arial" w:hAnsi="Arial" w:cs="Arial"/>
           <w:b/>
           <w:sz w:val="24"/>
         </w:rPr>
@@ -155,6 +164,7 @@
       </w:r>
       <w:r>
         <w:rPr>
+          <w:rFonts w:ascii="Arial" w:hAnsi="Arial" w:cs="Arial"/>
           <w:b/>
           <w:sz w:val="24"/>
           <w:vertAlign w:val="superscript"/>
@@ -169,6 +179,7 @@
       </w:pPr>
       <w:r>
         <w:rPr>
+          <w:rFonts w:ascii="Arial" w:hAnsi="Arial" w:cs="Arial"/>
           <w:sz w:val="18"/>
           <w:vertAlign w:val="superscript"/>
         </w:rPr>
@@ -176,6 +187,7 @@
       </w:r>
       <w:r>
         <w:rPr>
+          <w:rFonts w:ascii="Arial" w:hAnsi="Arial" w:cs="Arial"/>
           <w:sz w:val="18"/>
         </w:rPr>
         <w:t xml:space="preserve"> Department, Institution, City, Country</w:t>
@@ -188,6 +200,7 @@
       </w:pPr>
       <w:r>
         <w:rPr>
+          <w:rFonts w:ascii="Arial" w:hAnsi="Arial" w:cs="Arial"/>
           <w:sz w:val="18"/>
           <w:vertAlign w:val="superscript"/>
         </w:rPr>
@@ -195,6 +208,7 @@
       </w:r>
       <w:r>
         <w:rPr>
+          <w:rFonts w:ascii="Arial" w:hAnsi="Arial" w:cs="Arial"/>
           <w:sz w:val="18"/>
         </w:rPr>
         <w:t xml:space="preserve"> Department, Institution, City, Country</w:t>
@@ -207,6 +221,7 @@
       </w:pPr>
       <w:r>
         <w:rPr>
+          <w:rFonts w:ascii="Arial" w:hAnsi="Arial" w:cs="Arial"/>
           <w:sz w:val="18"/>
           <w:vertAlign w:val="superscript"/>
         </w:rPr>
@@ -214,6 +229,7 @@
       </w:r>
       <w:r>
         <w:rPr>
+          <w:rFonts w:ascii="Arial" w:hAnsi="Arial" w:cs="Arial"/>
           <w:sz w:val="18"/>
         </w:rPr>
         <w:t xml:space="preserve"> Corresponding author: first.author@institution.edu</w:t>
@@ -225,6 +241,7 @@
       </w:pPr>
       <w:r>
         <w:rPr>
+          <w:rFonts w:ascii="Arial" w:hAnsi="Arial" w:cs="Arial"/>
           <w:b/>
           <w:color w:val="001489"/>
           <w:sz w:val="20"/>
@@ -266,6 +283,7 @@
       </w:pPr>
       <w:r>
         <w:rPr>
+          <w:rFonts w:ascii="Arial" w:hAnsi="Arial" w:cs="Arial"/>
           <w:b/>
           <w:color w:val="001489"/>
           <w:sz w:val="20"/>
@@ -293,6 +311,7 @@
       </w:pPr>
       <w:r>
         <w:rPr>
+          <w:rFonts w:ascii="Arial" w:hAnsi="Arial" w:cs="Arial"/>
           <w:b/>
           <w:color w:val="001489"/>
           <w:sz w:val="20"/>
@@ -320,6 +339,7 @@
       </w:pPr>
       <w:r>
         <w:rPr>
+          <w:rFonts w:ascii="Arial" w:hAnsi="Arial" w:cs="Arial"/>
           <w:b/>
           <w:color w:val="001489"/>
           <w:sz w:val="20"/>
@@ -347,6 +367,7 @@
       </w:pPr>
       <w:r>
         <w:rPr>
+          <w:rFonts w:ascii="Arial" w:hAnsi="Arial" w:cs="Arial"/>
           <w:b/>
           <w:color w:val="001489"/>
           <w:sz w:val="20"/>
@@ -374,6 +395,7 @@
       </w:pPr>
       <w:r>
         <w:rPr>
+          <w:rFonts w:ascii="Arial" w:hAnsi="Arial" w:cs="Arial"/>
           <w:b/>
           <w:color w:val="001489"/>
           <w:sz w:val="20"/>
@@ -24327,7 +24349,7 @@
     </a:clrScheme>
     <a:fontScheme name="Office">
       <a:majorFont>
-        <a:latin typeface="Calibri"/>
+        <a:latin typeface="Arial"/>
         <a:ea typeface=""/>
         <a:cs typeface=""/>
         <a:font script="Jpan" typeface="ＭＳ ゴシック"/>
@@ -24362,7 +24384,7 @@
         <a:font script="Geor" typeface="Sylfaen"/>
       </a:majorFont>
       <a:minorFont>
-        <a:latin typeface="Cambria"/>
+        <a:latin typeface="Times New Roman"/>
         <a:ea typeface=""/>
         <a:cs typeface=""/>
         <a:font script="Jpan" typeface="ＭＳ 明朝"/>
